--- a/06_可直接打开的Word版/02_选择题题库__选择题按章节__02_计量资料的统计描述.docx
+++ b/06_可直接打开的Word版/02_选择题题库__选择题按章节__02_计量资料的统计描述.docx
@@ -3,11 +3,11 @@
 <w:document xmlns:wpc="http://schemas.microsoft.com/office/word/2010/wordprocessingCanvas" xmlns:mo="http://schemas.microsoft.com/office/mac/office/2008/main" xmlns:mc="http://schemas.openxmlformats.org/markup-compatibility/2006" xmlns:mv="urn:schemas-microsoft-com:mac:vml" xmlns:o="urn:schemas-microsoft-com:office:office" xmlns:r="http://schemas.openxmlformats.org/officeDocument/2006/relationships" xmlns:m="http://schemas.openxmlformats.org/officeDocument/2006/math" xmlns:v="urn:schemas-microsoft-com:vml" xmlns:wp14="http://schemas.microsoft.com/office/word/2010/wordprocessingDrawing" xmlns:wp="http://schemas.openxmlformats.org/drawingml/2006/wordprocessingDrawing" xmlns:w10="urn:schemas-microsoft-com:office:word" xmlns:w="http://schemas.openxmlformats.org/wordprocessingml/2006/main" xmlns:w14="http://schemas.microsoft.com/office/word/2010/wordml" xmlns:wpg="http://schemas.microsoft.com/office/word/2010/wordprocessingGroup" xmlns:wpi="http://schemas.microsoft.com/office/word/2010/wordprocessingInk" xmlns:wne="http://schemas.microsoft.com/office/word/2006/wordml" xmlns:wps="http://schemas.microsoft.com/office/word/2010/wordprocessingShape" mc:Ignorable="w14 wp14">
   <w:body>
     <w:p>
-      <w:pPr>
-        <w:pStyle w:val="Heading1"/>
-      </w:pPr>
       <w:r>
-        <w:t>计量资料的统计描述</w:t>
+        <w:rPr>
+          <w:rFonts w:ascii="Microsoft YaHei" w:hAnsi="Microsoft YaHei" w:eastAsia="Microsoft YaHei"/>
+        </w:rPr>
+        <w:t>﻿# 计量资料的统计描述</w:t>
       </w:r>
     </w:p>
     <w:p/>
@@ -15,7 +15,6 @@
       <w:r>
         <w:rPr>
           <w:rFonts w:ascii="Microsoft YaHei" w:hAnsi="Microsoft YaHei" w:eastAsia="Microsoft YaHei"/>
-          <w:sz w:val="22"/>
         </w:rPr>
         <w:t>??: 30</w:t>
       </w:r>
@@ -25,7 +24,6 @@
       <w:r>
         <w:rPr>
           <w:rFonts w:ascii="Microsoft YaHei" w:hAnsi="Microsoft YaHei" w:eastAsia="Microsoft YaHei"/>
-          <w:sz w:val="22"/>
         </w:rPr>
         <w:t>1中位数是表示变量值()的指标</w:t>
       </w:r>
@@ -34,7 +32,6 @@
       <w:r>
         <w:rPr>
           <w:rFonts w:ascii="Microsoft YaHei" w:hAnsi="Microsoft YaHei" w:eastAsia="Microsoft YaHei"/>
-          <w:sz w:val="22"/>
         </w:rPr>
         <w:t>A、平均水平</w:t>
       </w:r>
@@ -43,7 +40,6 @@
       <w:r>
         <w:rPr>
           <w:rFonts w:ascii="Microsoft YaHei" w:hAnsi="Microsoft YaHei" w:eastAsia="Microsoft YaHei"/>
-          <w:sz w:val="22"/>
         </w:rPr>
         <w:t>B、变化范围</w:t>
       </w:r>
@@ -52,7 +48,6 @@
       <w:r>
         <w:rPr>
           <w:rFonts w:ascii="Microsoft YaHei" w:hAnsi="Microsoft YaHei" w:eastAsia="Microsoft YaHei"/>
-          <w:sz w:val="22"/>
         </w:rPr>
         <w:t>C、频数分布</w:t>
       </w:r>
@@ -61,7 +56,6 @@
       <w:r>
         <w:rPr>
           <w:rFonts w:ascii="Microsoft YaHei" w:hAnsi="Microsoft YaHei" w:eastAsia="Microsoft YaHei"/>
-          <w:sz w:val="22"/>
         </w:rPr>
         <w:t>D、相互间差别大小</w:t>
       </w:r>
@@ -70,7 +64,6 @@
       <w:r>
         <w:rPr>
           <w:rFonts w:ascii="Microsoft YaHei" w:hAnsi="Microsoft YaHei" w:eastAsia="Microsoft YaHei"/>
-          <w:sz w:val="22"/>
         </w:rPr>
         <w:t>E、变异程度</w:t>
       </w:r>
@@ -80,7 +73,6 @@
       <w:r>
         <w:rPr>
           <w:rFonts w:ascii="Microsoft YaHei" w:hAnsi="Microsoft YaHei" w:eastAsia="Microsoft YaHei"/>
-          <w:sz w:val="22"/>
         </w:rPr>
         <w:t>2血清学滴度资料最常计算()来表示平均水平</w:t>
       </w:r>
@@ -89,7 +81,6 @@
       <w:r>
         <w:rPr>
           <w:rFonts w:ascii="Microsoft YaHei" w:hAnsi="Microsoft YaHei" w:eastAsia="Microsoft YaHei"/>
-          <w:sz w:val="22"/>
         </w:rPr>
         <w:t>A、算术均数</w:t>
       </w:r>
@@ -98,7 +89,6 @@
       <w:r>
         <w:rPr>
           <w:rFonts w:ascii="Microsoft YaHei" w:hAnsi="Microsoft YaHei" w:eastAsia="Microsoft YaHei"/>
-          <w:sz w:val="22"/>
         </w:rPr>
         <w:t>B、中位数</w:t>
       </w:r>
@@ -107,7 +97,6 @@
       <w:r>
         <w:rPr>
           <w:rFonts w:ascii="Microsoft YaHei" w:hAnsi="Microsoft YaHei" w:eastAsia="Microsoft YaHei"/>
-          <w:sz w:val="22"/>
         </w:rPr>
         <w:t>C、几何均数</w:t>
       </w:r>
@@ -116,7 +105,6 @@
       <w:r>
         <w:rPr>
           <w:rFonts w:ascii="Microsoft YaHei" w:hAnsi="Microsoft YaHei" w:eastAsia="Microsoft YaHei"/>
-          <w:sz w:val="22"/>
         </w:rPr>
         <w:t>D、全距</w:t>
       </w:r>
@@ -125,7 +113,6 @@
       <w:r>
         <w:rPr>
           <w:rFonts w:ascii="Microsoft YaHei" w:hAnsi="Microsoft YaHei" w:eastAsia="Microsoft YaHei"/>
-          <w:sz w:val="22"/>
         </w:rPr>
         <w:t>E、百分位数</w:t>
       </w:r>
@@ -135,7 +122,6 @@
       <w:r>
         <w:rPr>
           <w:rFonts w:ascii="Microsoft YaHei" w:hAnsi="Microsoft YaHei" w:eastAsia="Microsoft YaHei"/>
-          <w:sz w:val="22"/>
         </w:rPr>
         <w:t>3一端有不确定数值的计量资料，其平均水平的描述宜用</w:t>
       </w:r>
@@ -144,7 +130,6 @@
       <w:r>
         <w:rPr>
           <w:rFonts w:ascii="Microsoft YaHei" w:hAnsi="Microsoft YaHei" w:eastAsia="Microsoft YaHei"/>
-          <w:sz w:val="22"/>
         </w:rPr>
         <w:t>A、算术均数</w:t>
       </w:r>
@@ -153,7 +138,6 @@
       <w:r>
         <w:rPr>
           <w:rFonts w:ascii="Microsoft YaHei" w:hAnsi="Microsoft YaHei" w:eastAsia="Microsoft YaHei"/>
-          <w:sz w:val="22"/>
         </w:rPr>
         <w:t>B、中位数</w:t>
       </w:r>
@@ -162,7 +146,6 @@
       <w:r>
         <w:rPr>
           <w:rFonts w:ascii="Microsoft YaHei" w:hAnsi="Microsoft YaHei" w:eastAsia="Microsoft YaHei"/>
-          <w:sz w:val="22"/>
         </w:rPr>
         <w:t>C、几何均数</w:t>
       </w:r>
@@ -171,7 +154,6 @@
       <w:r>
         <w:rPr>
           <w:rFonts w:ascii="Microsoft YaHei" w:hAnsi="Microsoft YaHei" w:eastAsia="Microsoft YaHei"/>
-          <w:sz w:val="22"/>
         </w:rPr>
         <w:t>D、全距</w:t>
       </w:r>
@@ -180,7 +162,6 @@
       <w:r>
         <w:rPr>
           <w:rFonts w:ascii="Microsoft YaHei" w:hAnsi="Microsoft YaHei" w:eastAsia="Microsoft YaHei"/>
-          <w:sz w:val="22"/>
         </w:rPr>
         <w:t>E、标准差</w:t>
       </w:r>
@@ -190,7 +171,6 @@
       <w:r>
         <w:rPr>
           <w:rFonts w:ascii="Microsoft YaHei" w:hAnsi="Microsoft YaHei" w:eastAsia="Microsoft YaHei"/>
-          <w:sz w:val="22"/>
         </w:rPr>
         <w:t>4原始数据同减去一个不等于零的常数后</w:t>
       </w:r>
@@ -199,7 +179,6 @@
       <w:r>
         <w:rPr>
           <w:rFonts w:ascii="Microsoft YaHei" w:hAnsi="Microsoft YaHei" w:eastAsia="Microsoft YaHei"/>
-          <w:sz w:val="22"/>
         </w:rPr>
         <w:t>A、均数不变,标准差变</w:t>
       </w:r>
@@ -208,7 +187,6 @@
       <w:r>
         <w:rPr>
           <w:rFonts w:ascii="Microsoft YaHei" w:hAnsi="Microsoft YaHei" w:eastAsia="Microsoft YaHei"/>
-          <w:sz w:val="22"/>
         </w:rPr>
         <w:t>B、 均数变,标准差不变</w:t>
       </w:r>
@@ -217,7 +195,6 @@
       <w:r>
         <w:rPr>
           <w:rFonts w:ascii="Microsoft YaHei" w:hAnsi="Microsoft YaHei" w:eastAsia="Microsoft YaHei"/>
-          <w:sz w:val="22"/>
         </w:rPr>
         <w:t>C、 二者都不变</w:t>
       </w:r>
@@ -226,7 +203,6 @@
       <w:r>
         <w:rPr>
           <w:rFonts w:ascii="Microsoft YaHei" w:hAnsi="Microsoft YaHei" w:eastAsia="Microsoft YaHei"/>
-          <w:sz w:val="22"/>
         </w:rPr>
         <w:t>D、二者都变</w:t>
       </w:r>
@@ -235,7 +211,6 @@
       <w:r>
         <w:rPr>
           <w:rFonts w:ascii="Microsoft YaHei" w:hAnsi="Microsoft YaHei" w:eastAsia="Microsoft YaHei"/>
-          <w:sz w:val="22"/>
         </w:rPr>
         <w:t>E、以上均不对</w:t>
       </w:r>
@@ -245,7 +220,6 @@
       <w:r>
         <w:rPr>
           <w:rFonts w:ascii="Microsoft YaHei" w:hAnsi="Microsoft YaHei" w:eastAsia="Microsoft YaHei"/>
-          <w:sz w:val="22"/>
         </w:rPr>
         <w:t>5变异系数</w:t>
       </w:r>
@@ -254,7 +228,6 @@
       <w:r>
         <w:rPr>
           <w:rFonts w:ascii="Microsoft YaHei" w:hAnsi="Microsoft YaHei" w:eastAsia="Microsoft YaHei"/>
-          <w:sz w:val="22"/>
         </w:rPr>
         <w:t>A、表示变量值的绝对离散度</w:t>
       </w:r>
@@ -263,7 +236,6 @@
       <w:r>
         <w:rPr>
           <w:rFonts w:ascii="Microsoft YaHei" w:hAnsi="Microsoft YaHei" w:eastAsia="Microsoft YaHei"/>
-          <w:sz w:val="22"/>
         </w:rPr>
         <w:t>B、表示变量值的相对离散度</w:t>
       </w:r>
@@ -272,7 +244,6 @@
       <w:r>
         <w:rPr>
           <w:rFonts w:ascii="Microsoft YaHei" w:hAnsi="Microsoft YaHei" w:eastAsia="Microsoft YaHei"/>
-          <w:sz w:val="22"/>
         </w:rPr>
         <w:t>C、表示均数的绝对离散度</w:t>
       </w:r>
@@ -281,7 +252,6 @@
       <w:r>
         <w:rPr>
           <w:rFonts w:ascii="Microsoft YaHei" w:hAnsi="Microsoft YaHei" w:eastAsia="Microsoft YaHei"/>
-          <w:sz w:val="22"/>
         </w:rPr>
         <w:t>D、表示均数的相对离散度</w:t>
       </w:r>
@@ -290,7 +260,6 @@
       <w:r>
         <w:rPr>
           <w:rFonts w:ascii="Microsoft YaHei" w:hAnsi="Microsoft YaHei" w:eastAsia="Microsoft YaHei"/>
-          <w:sz w:val="22"/>
         </w:rPr>
         <w:t>E、以上均不对</w:t>
       </w:r>
@@ -300,7 +269,6 @@
       <w:r>
         <w:rPr>
           <w:rFonts w:ascii="Microsoft YaHei" w:hAnsi="Microsoft YaHei" w:eastAsia="Microsoft YaHei"/>
-          <w:sz w:val="22"/>
         </w:rPr>
         <w:t>6描述一组偏态分布资料的变异度,以( )指标较好</w:t>
       </w:r>
@@ -309,7 +277,6 @@
       <w:r>
         <w:rPr>
           <w:rFonts w:ascii="Microsoft YaHei" w:hAnsi="Microsoft YaHei" w:eastAsia="Microsoft YaHei"/>
-          <w:sz w:val="22"/>
         </w:rPr>
         <w:t>A、全距</w:t>
       </w:r>
@@ -318,7 +285,6 @@
       <w:r>
         <w:rPr>
           <w:rFonts w:ascii="Microsoft YaHei" w:hAnsi="Microsoft YaHei" w:eastAsia="Microsoft YaHei"/>
-          <w:sz w:val="22"/>
         </w:rPr>
         <w:t>B、标准差</w:t>
       </w:r>
@@ -327,7 +293,6 @@
       <w:r>
         <w:rPr>
           <w:rFonts w:ascii="Microsoft YaHei" w:hAnsi="Microsoft YaHei" w:eastAsia="Microsoft YaHei"/>
-          <w:sz w:val="22"/>
         </w:rPr>
         <w:t>C、变异系数</w:t>
       </w:r>
@@ -336,7 +301,6 @@
       <w:r>
         <w:rPr>
           <w:rFonts w:ascii="Microsoft YaHei" w:hAnsi="Microsoft YaHei" w:eastAsia="Microsoft YaHei"/>
-          <w:sz w:val="22"/>
         </w:rPr>
         <w:t>D、四分位数间距</w:t>
       </w:r>
@@ -345,7 +309,6 @@
       <w:r>
         <w:rPr>
           <w:rFonts w:ascii="Microsoft YaHei" w:hAnsi="Microsoft YaHei" w:eastAsia="Microsoft YaHei"/>
-          <w:sz w:val="22"/>
         </w:rPr>
         <w:t>E、均数</w:t>
       </w:r>
@@ -355,7 +318,6 @@
       <w:r>
         <w:rPr>
           <w:rFonts w:ascii="Microsoft YaHei" w:hAnsi="Microsoft YaHei" w:eastAsia="Microsoft YaHei"/>
-          <w:sz w:val="22"/>
         </w:rPr>
         <w:t>7用均数和标准差可以全面描述( )资料的特征</w:t>
       </w:r>
@@ -364,7 +326,6 @@
       <w:r>
         <w:rPr>
           <w:rFonts w:ascii="Microsoft YaHei" w:hAnsi="Microsoft YaHei" w:eastAsia="Microsoft YaHei"/>
-          <w:sz w:val="22"/>
         </w:rPr>
         <w:t>A、正偏态分布</w:t>
       </w:r>
@@ -373,7 +334,6 @@
       <w:r>
         <w:rPr>
           <w:rFonts w:ascii="Microsoft YaHei" w:hAnsi="Microsoft YaHei" w:eastAsia="Microsoft YaHei"/>
-          <w:sz w:val="22"/>
         </w:rPr>
         <w:t>B、负偏态分布</w:t>
       </w:r>
@@ -382,7 +342,6 @@
       <w:r>
         <w:rPr>
           <w:rFonts w:ascii="Microsoft YaHei" w:hAnsi="Microsoft YaHei" w:eastAsia="Microsoft YaHei"/>
-          <w:sz w:val="22"/>
         </w:rPr>
         <w:t>C、正态分布和近似正态分布</w:t>
       </w:r>
@@ -391,7 +350,6 @@
       <w:r>
         <w:rPr>
           <w:rFonts w:ascii="Microsoft YaHei" w:hAnsi="Microsoft YaHei" w:eastAsia="Microsoft YaHei"/>
-          <w:sz w:val="22"/>
         </w:rPr>
         <w:t>D、分布不知</w:t>
       </w:r>
@@ -400,7 +358,6 @@
       <w:r>
         <w:rPr>
           <w:rFonts w:ascii="Microsoft YaHei" w:hAnsi="Microsoft YaHei" w:eastAsia="Microsoft YaHei"/>
-          <w:sz w:val="22"/>
         </w:rPr>
         <w:t>E、对数正态分布</w:t>
       </w:r>
@@ -410,7 +367,6 @@
       <w:r>
         <w:rPr>
           <w:rFonts w:ascii="Microsoft YaHei" w:hAnsi="Microsoft YaHei" w:eastAsia="Microsoft YaHei"/>
-          <w:sz w:val="22"/>
         </w:rPr>
         <w:t>8比较身高和体重两组数据变异度大小宜采用</w:t>
       </w:r>
@@ -419,7 +375,6 @@
       <w:r>
         <w:rPr>
           <w:rFonts w:ascii="Microsoft YaHei" w:hAnsi="Microsoft YaHei" w:eastAsia="Microsoft YaHei"/>
-          <w:sz w:val="22"/>
         </w:rPr>
         <w:t>A、变异系数</w:t>
       </w:r>
@@ -428,7 +383,6 @@
       <w:r>
         <w:rPr>
           <w:rFonts w:ascii="Microsoft YaHei" w:hAnsi="Microsoft YaHei" w:eastAsia="Microsoft YaHei"/>
-          <w:sz w:val="22"/>
         </w:rPr>
         <w:t>B、标准差</w:t>
       </w:r>
@@ -437,7 +391,6 @@
       <w:r>
         <w:rPr>
           <w:rFonts w:ascii="Microsoft YaHei" w:hAnsi="Microsoft YaHei" w:eastAsia="Microsoft YaHei"/>
-          <w:sz w:val="22"/>
         </w:rPr>
         <w:t>C、四分位数间距</w:t>
       </w:r>
@@ -446,7 +399,6 @@
       <w:r>
         <w:rPr>
           <w:rFonts w:ascii="Microsoft YaHei" w:hAnsi="Microsoft YaHei" w:eastAsia="Microsoft YaHei"/>
-          <w:sz w:val="22"/>
         </w:rPr>
         <w:t>D、全距</w:t>
       </w:r>
@@ -455,7 +407,6 @@
       <w:r>
         <w:rPr>
           <w:rFonts w:ascii="Microsoft YaHei" w:hAnsi="Microsoft YaHei" w:eastAsia="Microsoft YaHei"/>
-          <w:sz w:val="22"/>
         </w:rPr>
         <w:t>E、方差</w:t>
       </w:r>
@@ -465,7 +416,6 @@
       <w:r>
         <w:rPr>
           <w:rFonts w:ascii="Microsoft YaHei" w:hAnsi="Microsoft YaHei" w:eastAsia="Microsoft YaHei"/>
-          <w:sz w:val="22"/>
         </w:rPr>
         <w:t>9偏态分布宜用()描述其分布的集中趋势</w:t>
       </w:r>
@@ -474,7 +424,6 @@
       <w:r>
         <w:rPr>
           <w:rFonts w:ascii="Microsoft YaHei" w:hAnsi="Microsoft YaHei" w:eastAsia="Microsoft YaHei"/>
-          <w:sz w:val="22"/>
         </w:rPr>
         <w:t>A、算术均数</w:t>
       </w:r>
@@ -483,7 +432,6 @@
       <w:r>
         <w:rPr>
           <w:rFonts w:ascii="Microsoft YaHei" w:hAnsi="Microsoft YaHei" w:eastAsia="Microsoft YaHei"/>
-          <w:sz w:val="22"/>
         </w:rPr>
         <w:t>B、标准差</w:t>
       </w:r>
@@ -492,7 +440,6 @@
       <w:r>
         <w:rPr>
           <w:rFonts w:ascii="Microsoft YaHei" w:hAnsi="Microsoft YaHei" w:eastAsia="Microsoft YaHei"/>
-          <w:sz w:val="22"/>
         </w:rPr>
         <w:t>C、中位数</w:t>
       </w:r>
@@ -501,7 +448,6 @@
       <w:r>
         <w:rPr>
           <w:rFonts w:ascii="Microsoft YaHei" w:hAnsi="Microsoft YaHei" w:eastAsia="Microsoft YaHei"/>
-          <w:sz w:val="22"/>
         </w:rPr>
         <w:t>D、众数</w:t>
       </w:r>
@@ -510,7 +456,6 @@
       <w:r>
         <w:rPr>
           <w:rFonts w:ascii="Microsoft YaHei" w:hAnsi="Microsoft YaHei" w:eastAsia="Microsoft YaHei"/>
-          <w:sz w:val="22"/>
         </w:rPr>
         <w:t>E、百分位数</w:t>
       </w:r>
@@ -520,7 +465,6 @@
       <w:r>
         <w:rPr>
           <w:rFonts w:ascii="Microsoft YaHei" w:hAnsi="Microsoft YaHei" w:eastAsia="Microsoft YaHei"/>
-          <w:sz w:val="22"/>
         </w:rPr>
         <w:t>10各观察值同乘以一个不等于0 的常数后,不变的是</w:t>
       </w:r>
@@ -529,7 +473,6 @@
       <w:r>
         <w:rPr>
           <w:rFonts w:ascii="Microsoft YaHei" w:hAnsi="Microsoft YaHei" w:eastAsia="Microsoft YaHei"/>
-          <w:sz w:val="22"/>
         </w:rPr>
         <w:t>A、算术均数</w:t>
       </w:r>
@@ -538,7 +481,6 @@
       <w:r>
         <w:rPr>
           <w:rFonts w:ascii="Microsoft YaHei" w:hAnsi="Microsoft YaHei" w:eastAsia="Microsoft YaHei"/>
-          <w:sz w:val="22"/>
         </w:rPr>
         <w:t>B、标准差</w:t>
       </w:r>
@@ -547,7 +489,6 @@
       <w:r>
         <w:rPr>
           <w:rFonts w:ascii="Microsoft YaHei" w:hAnsi="Microsoft YaHei" w:eastAsia="Microsoft YaHei"/>
-          <w:sz w:val="22"/>
         </w:rPr>
         <w:t>C、中位数</w:t>
       </w:r>
@@ -556,7 +497,6 @@
       <w:r>
         <w:rPr>
           <w:rFonts w:ascii="Microsoft YaHei" w:hAnsi="Microsoft YaHei" w:eastAsia="Microsoft YaHei"/>
-          <w:sz w:val="22"/>
         </w:rPr>
         <w:t>D、四分位数间距</w:t>
       </w:r>
@@ -565,7 +505,6 @@
       <w:r>
         <w:rPr>
           <w:rFonts w:ascii="Microsoft YaHei" w:hAnsi="Microsoft YaHei" w:eastAsia="Microsoft YaHei"/>
-          <w:sz w:val="22"/>
         </w:rPr>
         <w:t>E、变异系数</w:t>
       </w:r>
@@ -575,7 +514,6 @@
       <w:r>
         <w:rPr>
           <w:rFonts w:ascii="Microsoft YaHei" w:hAnsi="Microsoft YaHei" w:eastAsia="Microsoft YaHei"/>
-          <w:sz w:val="22"/>
         </w:rPr>
         <w:t>11( )分布的资料,均数等于中位数</w:t>
       </w:r>
@@ -584,7 +522,6 @@
       <w:r>
         <w:rPr>
           <w:rFonts w:ascii="Microsoft YaHei" w:hAnsi="Microsoft YaHei" w:eastAsia="Microsoft YaHei"/>
-          <w:sz w:val="22"/>
         </w:rPr>
         <w:t>A、对称</w:t>
       </w:r>
@@ -593,7 +530,6 @@
       <w:r>
         <w:rPr>
           <w:rFonts w:ascii="Microsoft YaHei" w:hAnsi="Microsoft YaHei" w:eastAsia="Microsoft YaHei"/>
-          <w:sz w:val="22"/>
         </w:rPr>
         <w:t>B、左偏态</w:t>
       </w:r>
@@ -602,7 +538,6 @@
       <w:r>
         <w:rPr>
           <w:rFonts w:ascii="Microsoft YaHei" w:hAnsi="Microsoft YaHei" w:eastAsia="Microsoft YaHei"/>
-          <w:sz w:val="22"/>
         </w:rPr>
         <w:t>C、右偏态</w:t>
       </w:r>
@@ -611,7 +546,6 @@
       <w:r>
         <w:rPr>
           <w:rFonts w:ascii="Microsoft YaHei" w:hAnsi="Microsoft YaHei" w:eastAsia="Microsoft YaHei"/>
-          <w:sz w:val="22"/>
         </w:rPr>
         <w:t>D、偏态</w:t>
       </w:r>
@@ -620,7 +554,6 @@
       <w:r>
         <w:rPr>
           <w:rFonts w:ascii="Microsoft YaHei" w:hAnsi="Microsoft YaHei" w:eastAsia="Microsoft YaHei"/>
-          <w:sz w:val="22"/>
         </w:rPr>
         <w:t>E、以上均不对</w:t>
       </w:r>
@@ -630,7 +563,6 @@
       <w:r>
         <w:rPr>
           <w:rFonts w:ascii="Microsoft YaHei" w:hAnsi="Microsoft YaHei" w:eastAsia="Microsoft YaHei"/>
-          <w:sz w:val="22"/>
         </w:rPr>
         <w:t>12随机抽查某高校大一女生的身高,算得均数为162cm,标准差为6cm,则变异系数为</w:t>
       </w:r>
@@ -639,7 +571,6 @@
       <w:r>
         <w:rPr>
           <w:rFonts w:ascii="Microsoft YaHei" w:hAnsi="Microsoft YaHei" w:eastAsia="Microsoft YaHei"/>
-          <w:sz w:val="22"/>
         </w:rPr>
         <w:t>A、162/6*100%</w:t>
       </w:r>
@@ -648,7 +579,6 @@
       <w:r>
         <w:rPr>
           <w:rFonts w:ascii="Microsoft YaHei" w:hAnsi="Microsoft YaHei" w:eastAsia="Microsoft YaHei"/>
-          <w:sz w:val="22"/>
         </w:rPr>
         <w:t>B、6/162*100%</w:t>
       </w:r>
@@ -657,7 +587,6 @@
       <w:r>
         <w:rPr>
           <w:rFonts w:ascii="Microsoft YaHei" w:hAnsi="Microsoft YaHei" w:eastAsia="Microsoft YaHei"/>
-          <w:sz w:val="22"/>
         </w:rPr>
         <w:t>C、(162/6*100%)cm</w:t>
       </w:r>
@@ -666,7 +595,6 @@
       <w:r>
         <w:rPr>
           <w:rFonts w:ascii="Microsoft YaHei" w:hAnsi="Microsoft YaHei" w:eastAsia="Microsoft YaHei"/>
-          <w:sz w:val="22"/>
         </w:rPr>
         <w:t>D、(6/162*100%)cm</w:t>
       </w:r>
@@ -675,7 +603,6 @@
       <w:r>
         <w:rPr>
           <w:rFonts w:ascii="Microsoft YaHei" w:hAnsi="Microsoft YaHei" w:eastAsia="Microsoft YaHei"/>
-          <w:sz w:val="22"/>
         </w:rPr>
         <w:t>E、6×162*100%</w:t>
       </w:r>
@@ -685,7 +612,6 @@
       <w:r>
         <w:rPr>
           <w:rFonts w:ascii="Microsoft YaHei" w:hAnsi="Microsoft YaHei" w:eastAsia="Microsoft YaHei"/>
-          <w:sz w:val="22"/>
         </w:rPr>
         <w:t>13变异系数的值</w:t>
       </w:r>
@@ -694,7 +620,6 @@
       <w:r>
         <w:rPr>
           <w:rFonts w:ascii="Microsoft YaHei" w:hAnsi="Microsoft YaHei" w:eastAsia="Microsoft YaHei"/>
-          <w:sz w:val="22"/>
         </w:rPr>
         <w:t>A、一定大于1</w:t>
       </w:r>
@@ -703,7 +628,6 @@
       <w:r>
         <w:rPr>
           <w:rFonts w:ascii="Microsoft YaHei" w:hAnsi="Microsoft YaHei" w:eastAsia="Microsoft YaHei"/>
-          <w:sz w:val="22"/>
         </w:rPr>
         <w:t>B、一定小于1</w:t>
       </w:r>
@@ -712,7 +636,6 @@
       <w:r>
         <w:rPr>
           <w:rFonts w:ascii="Microsoft YaHei" w:hAnsi="Microsoft YaHei" w:eastAsia="Microsoft YaHei"/>
-          <w:sz w:val="22"/>
         </w:rPr>
         <w:t>C、一定比均数小</w:t>
       </w:r>
@@ -721,7 +644,6 @@
       <w:r>
         <w:rPr>
           <w:rFonts w:ascii="Microsoft YaHei" w:hAnsi="Microsoft YaHei" w:eastAsia="Microsoft YaHei"/>
-          <w:sz w:val="22"/>
         </w:rPr>
         <w:t>D、一定比标准差小</w:t>
       </w:r>
@@ -730,7 +652,6 @@
       <w:r>
         <w:rPr>
           <w:rFonts w:ascii="Microsoft YaHei" w:hAnsi="Microsoft YaHei" w:eastAsia="Microsoft YaHei"/>
-          <w:sz w:val="22"/>
         </w:rPr>
         <w:t>E、大小不能判定</w:t>
       </w:r>
@@ -740,7 +661,6 @@
       <w:r>
         <w:rPr>
           <w:rFonts w:ascii="Microsoft YaHei" w:hAnsi="Microsoft YaHei" w:eastAsia="Microsoft YaHei"/>
-          <w:sz w:val="22"/>
         </w:rPr>
         <w:t>14数据8、-3、0、-1、5、4 的中位数是</w:t>
       </w:r>
@@ -749,7 +669,6 @@
       <w:r>
         <w:rPr>
           <w:rFonts w:ascii="Microsoft YaHei" w:hAnsi="Microsoft YaHei" w:eastAsia="Microsoft YaHei"/>
-          <w:sz w:val="22"/>
         </w:rPr>
         <w:t>A、4</w:t>
       </w:r>
@@ -758,7 +677,6 @@
       <w:r>
         <w:rPr>
           <w:rFonts w:ascii="Microsoft YaHei" w:hAnsi="Microsoft YaHei" w:eastAsia="Microsoft YaHei"/>
-          <w:sz w:val="22"/>
         </w:rPr>
         <w:t>B、6.5</w:t>
       </w:r>
@@ -767,7 +685,6 @@
       <w:r>
         <w:rPr>
           <w:rFonts w:ascii="Microsoft YaHei" w:hAnsi="Microsoft YaHei" w:eastAsia="Microsoft YaHei"/>
-          <w:sz w:val="22"/>
         </w:rPr>
         <w:t>C、5</w:t>
       </w:r>
@@ -776,7 +693,6 @@
       <w:r>
         <w:rPr>
           <w:rFonts w:ascii="Microsoft YaHei" w:hAnsi="Microsoft YaHei" w:eastAsia="Microsoft YaHei"/>
-          <w:sz w:val="22"/>
         </w:rPr>
         <w:t>D、0</w:t>
       </w:r>
@@ -785,7 +701,6 @@
       <w:r>
         <w:rPr>
           <w:rFonts w:ascii="Microsoft YaHei" w:hAnsi="Microsoft YaHei" w:eastAsia="Microsoft YaHei"/>
-          <w:sz w:val="22"/>
         </w:rPr>
         <w:t>E、2</w:t>
       </w:r>
@@ -795,7 +710,6 @@
       <w:r>
         <w:rPr>
           <w:rFonts w:ascii="Microsoft YaHei" w:hAnsi="Microsoft YaHei" w:eastAsia="Microsoft YaHei"/>
-          <w:sz w:val="22"/>
         </w:rPr>
         <w:t>15关于标准差,哪项是错误的</w:t>
       </w:r>
@@ -804,7 +718,6 @@
       <w:r>
         <w:rPr>
           <w:rFonts w:ascii="Microsoft YaHei" w:hAnsi="Microsoft YaHei" w:eastAsia="Microsoft YaHei"/>
-          <w:sz w:val="22"/>
         </w:rPr>
         <w:t>A、反映全部观察值的离散程度</w:t>
       </w:r>
@@ -813,7 +726,6 @@
       <w:r>
         <w:rPr>
           <w:rFonts w:ascii="Microsoft YaHei" w:hAnsi="Microsoft YaHei" w:eastAsia="Microsoft YaHei"/>
-          <w:sz w:val="22"/>
         </w:rPr>
         <w:t>B、度量了一组数据偏离平均数的大小</w:t>
       </w:r>
@@ -822,7 +734,6 @@
       <w:r>
         <w:rPr>
           <w:rFonts w:ascii="Microsoft YaHei" w:hAnsi="Microsoft YaHei" w:eastAsia="Microsoft YaHei"/>
-          <w:sz w:val="22"/>
         </w:rPr>
         <w:t>C、反映了均数代表性的好坏</w:t>
       </w:r>
@@ -831,7 +742,6 @@
       <w:r>
         <w:rPr>
           <w:rFonts w:ascii="Microsoft YaHei" w:hAnsi="Microsoft YaHei" w:eastAsia="Microsoft YaHei"/>
-          <w:sz w:val="22"/>
         </w:rPr>
         <w:t>D、不会小于算术均数</w:t>
       </w:r>
@@ -840,7 +750,6 @@
       <w:r>
         <w:rPr>
           <w:rFonts w:ascii="Microsoft YaHei" w:hAnsi="Microsoft YaHei" w:eastAsia="Microsoft YaHei"/>
-          <w:sz w:val="22"/>
         </w:rPr>
         <w:t>E、适用于对称分布资料</w:t>
       </w:r>
@@ -850,7 +759,6 @@
       <w:r>
         <w:rPr>
           <w:rFonts w:ascii="Microsoft YaHei" w:hAnsi="Microsoft YaHei" w:eastAsia="Microsoft YaHei"/>
-          <w:sz w:val="22"/>
         </w:rPr>
         <w:t>16 5人的血清滴度为1:20、1:40、1:80、1:160、1:320，描述平均滴度,用哪种指标较好</w:t>
       </w:r>
@@ -859,7 +767,6 @@
       <w:r>
         <w:rPr>
           <w:rFonts w:ascii="Microsoft YaHei" w:hAnsi="Microsoft YaHei" w:eastAsia="Microsoft YaHei"/>
-          <w:sz w:val="22"/>
         </w:rPr>
         <w:t>A、平均数</w:t>
       </w:r>
@@ -868,7 +775,6 @@
       <w:r>
         <w:rPr>
           <w:rFonts w:ascii="Microsoft YaHei" w:hAnsi="Microsoft YaHei" w:eastAsia="Microsoft YaHei"/>
-          <w:sz w:val="22"/>
         </w:rPr>
         <w:t>B、几何均数</w:t>
       </w:r>
@@ -877,7 +783,6 @@
       <w:r>
         <w:rPr>
           <w:rFonts w:ascii="Microsoft YaHei" w:hAnsi="Microsoft YaHei" w:eastAsia="Microsoft YaHei"/>
-          <w:sz w:val="22"/>
         </w:rPr>
         <w:t>C、算术均数</w:t>
       </w:r>
@@ -886,7 +791,6 @@
       <w:r>
         <w:rPr>
           <w:rFonts w:ascii="Microsoft YaHei" w:hAnsi="Microsoft YaHei" w:eastAsia="Microsoft YaHei"/>
-          <w:sz w:val="22"/>
         </w:rPr>
         <w:t>D、中位数</w:t>
       </w:r>
@@ -895,7 +799,6 @@
       <w:r>
         <w:rPr>
           <w:rFonts w:ascii="Microsoft YaHei" w:hAnsi="Microsoft YaHei" w:eastAsia="Microsoft YaHei"/>
-          <w:sz w:val="22"/>
         </w:rPr>
         <w:t>E、众数</w:t>
       </w:r>
@@ -905,7 +808,6 @@
       <w:r>
         <w:rPr>
           <w:rFonts w:ascii="Microsoft YaHei" w:hAnsi="Microsoft YaHei" w:eastAsia="Microsoft YaHei"/>
-          <w:sz w:val="22"/>
         </w:rPr>
         <w:t>17数据40、48、50、52、60 的中位数为</w:t>
       </w:r>
@@ -914,7 +816,6 @@
       <w:r>
         <w:rPr>
           <w:rFonts w:ascii="Microsoft YaHei" w:hAnsi="Microsoft YaHei" w:eastAsia="Microsoft YaHei"/>
-          <w:sz w:val="22"/>
         </w:rPr>
         <w:t>A、48</w:t>
       </w:r>
@@ -923,7 +824,6 @@
       <w:r>
         <w:rPr>
           <w:rFonts w:ascii="Microsoft YaHei" w:hAnsi="Microsoft YaHei" w:eastAsia="Microsoft YaHei"/>
-          <w:sz w:val="22"/>
         </w:rPr>
         <w:t>B、49</w:t>
       </w:r>
@@ -932,7 +832,6 @@
       <w:r>
         <w:rPr>
           <w:rFonts w:ascii="Microsoft YaHei" w:hAnsi="Microsoft YaHei" w:eastAsia="Microsoft YaHei"/>
-          <w:sz w:val="22"/>
         </w:rPr>
         <w:t>C、50</w:t>
       </w:r>
@@ -941,7 +840,6 @@
       <w:r>
         <w:rPr>
           <w:rFonts w:ascii="Microsoft YaHei" w:hAnsi="Microsoft YaHei" w:eastAsia="Microsoft YaHei"/>
-          <w:sz w:val="22"/>
         </w:rPr>
         <w:t>D、51</w:t>
       </w:r>
@@ -950,7 +848,6 @@
       <w:r>
         <w:rPr>
           <w:rFonts w:ascii="Microsoft YaHei" w:hAnsi="Microsoft YaHei" w:eastAsia="Microsoft YaHei"/>
-          <w:sz w:val="22"/>
         </w:rPr>
         <w:t>E、52</w:t>
       </w:r>
@@ -960,7 +857,6 @@
       <w:r>
         <w:rPr>
           <w:rFonts w:ascii="Microsoft YaHei" w:hAnsi="Microsoft YaHei" w:eastAsia="Microsoft YaHei"/>
-          <w:sz w:val="22"/>
         </w:rPr>
         <w:t>18某病患者8人的潜伏期分别为:2、3、3、3、4、5、6、30，则其平均潜伏期是</w:t>
       </w:r>
@@ -969,7 +865,6 @@
       <w:r>
         <w:rPr>
           <w:rFonts w:ascii="Microsoft YaHei" w:hAnsi="Microsoft YaHei" w:eastAsia="Microsoft YaHei"/>
-          <w:sz w:val="22"/>
         </w:rPr>
         <w:t>A、7天</w:t>
       </w:r>
@@ -978,7 +873,6 @@
       <w:r>
         <w:rPr>
           <w:rFonts w:ascii="Microsoft YaHei" w:hAnsi="Microsoft YaHei" w:eastAsia="Microsoft YaHei"/>
-          <w:sz w:val="22"/>
         </w:rPr>
         <w:t>B、4.5天</w:t>
       </w:r>
@@ -987,7 +881,6 @@
       <w:r>
         <w:rPr>
           <w:rFonts w:ascii="Microsoft YaHei" w:hAnsi="Microsoft YaHei" w:eastAsia="Microsoft YaHei"/>
-          <w:sz w:val="22"/>
         </w:rPr>
         <w:t>C、4天</w:t>
       </w:r>
@@ -996,7 +889,6 @@
       <w:r>
         <w:rPr>
           <w:rFonts w:ascii="Microsoft YaHei" w:hAnsi="Microsoft YaHei" w:eastAsia="Microsoft YaHei"/>
-          <w:sz w:val="22"/>
         </w:rPr>
         <w:t>D、3.5天</w:t>
       </w:r>
@@ -1005,7 +897,6 @@
       <w:r>
         <w:rPr>
           <w:rFonts w:ascii="Microsoft YaHei" w:hAnsi="Microsoft YaHei" w:eastAsia="Microsoft YaHei"/>
-          <w:sz w:val="22"/>
         </w:rPr>
         <w:t>E、3天</w:t>
       </w:r>
@@ -1015,7 +906,6 @@
       <w:r>
         <w:rPr>
           <w:rFonts w:ascii="Microsoft YaHei" w:hAnsi="Microsoft YaHei" w:eastAsia="Microsoft YaHei"/>
-          <w:sz w:val="22"/>
         </w:rPr>
         <w:t>19某地调查20 岁男大学生100 名,身高标准差为4.10cm,体重标准差为4.10kg,比较两者的变异度大小</w:t>
       </w:r>
@@ -1024,7 +914,6 @@
       <w:r>
         <w:rPr>
           <w:rFonts w:ascii="Microsoft YaHei" w:hAnsi="Microsoft YaHei" w:eastAsia="Microsoft YaHei"/>
-          <w:sz w:val="22"/>
         </w:rPr>
         <w:t>A、体重变异度较大</w:t>
       </w:r>
@@ -1033,7 +922,6 @@
       <w:r>
         <w:rPr>
           <w:rFonts w:ascii="Microsoft YaHei" w:hAnsi="Microsoft YaHei" w:eastAsia="Microsoft YaHei"/>
-          <w:sz w:val="22"/>
         </w:rPr>
         <w:t>B、身高变异度较大</w:t>
       </w:r>
@@ -1042,7 +930,6 @@
       <w:r>
         <w:rPr>
           <w:rFonts w:ascii="Microsoft YaHei" w:hAnsi="Microsoft YaHei" w:eastAsia="Microsoft YaHei"/>
-          <w:sz w:val="22"/>
         </w:rPr>
         <w:t>C、两者变异度相同</w:t>
       </w:r>
@@ -1051,7 +938,6 @@
       <w:r>
         <w:rPr>
           <w:rFonts w:ascii="Microsoft YaHei" w:hAnsi="Microsoft YaHei" w:eastAsia="Microsoft YaHei"/>
-          <w:sz w:val="22"/>
         </w:rPr>
         <w:t>D、由于单位不同,两者标准差不能直接比较</w:t>
       </w:r>
@@ -1060,7 +946,6 @@
       <w:r>
         <w:rPr>
           <w:rFonts w:ascii="Microsoft YaHei" w:hAnsi="Microsoft YaHei" w:eastAsia="Microsoft YaHei"/>
-          <w:sz w:val="22"/>
         </w:rPr>
         <w:t>E、以上答案均不对</w:t>
       </w:r>
@@ -1070,7 +955,6 @@
       <w:r>
         <w:rPr>
           <w:rFonts w:ascii="Microsoft YaHei" w:hAnsi="Microsoft YaHei" w:eastAsia="Microsoft YaHei"/>
-          <w:sz w:val="22"/>
         </w:rPr>
         <w:t>20正态分布曲线下,横轴上,从均数到+∞的面积为</w:t>
       </w:r>
@@ -1079,7 +963,6 @@
       <w:r>
         <w:rPr>
           <w:rFonts w:ascii="Microsoft YaHei" w:hAnsi="Microsoft YaHei" w:eastAsia="Microsoft YaHei"/>
-          <w:sz w:val="22"/>
         </w:rPr>
         <w:t>A、95%</w:t>
       </w:r>
@@ -1088,7 +971,6 @@
       <w:r>
         <w:rPr>
           <w:rFonts w:ascii="Microsoft YaHei" w:hAnsi="Microsoft YaHei" w:eastAsia="Microsoft YaHei"/>
-          <w:sz w:val="22"/>
         </w:rPr>
         <w:t>B、50%</w:t>
       </w:r>
@@ -1097,7 +979,6 @@
       <w:r>
         <w:rPr>
           <w:rFonts w:ascii="Microsoft YaHei" w:hAnsi="Microsoft YaHei" w:eastAsia="Microsoft YaHei"/>
-          <w:sz w:val="22"/>
         </w:rPr>
         <w:t>C、 97.5</w:t>
       </w:r>
@@ -1106,7 +987,6 @@
       <w:r>
         <w:rPr>
           <w:rFonts w:ascii="Microsoft YaHei" w:hAnsi="Microsoft YaHei" w:eastAsia="Microsoft YaHei"/>
-          <w:sz w:val="22"/>
         </w:rPr>
         <w:t>D、95.5%</w:t>
       </w:r>
@@ -1115,7 +995,6 @@
       <w:r>
         <w:rPr>
           <w:rFonts w:ascii="Microsoft YaHei" w:hAnsi="Microsoft YaHei" w:eastAsia="Microsoft YaHei"/>
-          <w:sz w:val="22"/>
         </w:rPr>
         <w:t>E、不能确定(与标准差的大小有关)</w:t>
       </w:r>
@@ -1125,7 +1004,6 @@
       <w:r>
         <w:rPr>
           <w:rFonts w:ascii="Microsoft YaHei" w:hAnsi="Microsoft YaHei" w:eastAsia="Microsoft YaHei"/>
-          <w:sz w:val="22"/>
         </w:rPr>
         <w:t>21标准正态分布的均数与标准差分别为</w:t>
       </w:r>
@@ -1134,7 +1012,6 @@
       <w:r>
         <w:rPr>
           <w:rFonts w:ascii="Microsoft YaHei" w:hAnsi="Microsoft YaHei" w:eastAsia="Microsoft YaHei"/>
-          <w:sz w:val="22"/>
         </w:rPr>
         <w:t>A、0 与1</w:t>
       </w:r>
@@ -1143,7 +1020,6 @@
       <w:r>
         <w:rPr>
           <w:rFonts w:ascii="Microsoft YaHei" w:hAnsi="Microsoft YaHei" w:eastAsia="Microsoft YaHei"/>
-          <w:sz w:val="22"/>
         </w:rPr>
         <w:t>B、1 与0</w:t>
       </w:r>
@@ -1152,7 +1028,6 @@
       <w:r>
         <w:rPr>
           <w:rFonts w:ascii="Microsoft YaHei" w:hAnsi="Microsoft YaHei" w:eastAsia="Microsoft YaHei"/>
-          <w:sz w:val="22"/>
         </w:rPr>
         <w:t>C、0 与0</w:t>
       </w:r>
@@ -1161,7 +1036,6 @@
       <w:r>
         <w:rPr>
           <w:rFonts w:ascii="Microsoft YaHei" w:hAnsi="Microsoft YaHei" w:eastAsia="Microsoft YaHei"/>
-          <w:sz w:val="22"/>
         </w:rPr>
         <w:t>D、1 与1</w:t>
       </w:r>
@@ -1170,7 +1044,6 @@
       <w:r>
         <w:rPr>
           <w:rFonts w:ascii="Microsoft YaHei" w:hAnsi="Microsoft YaHei" w:eastAsia="Microsoft YaHei"/>
-          <w:sz w:val="22"/>
         </w:rPr>
         <w:t>E、以上答案都不对</w:t>
       </w:r>
@@ -1180,7 +1053,6 @@
       <w:r>
         <w:rPr>
           <w:rFonts w:ascii="Microsoft YaHei" w:hAnsi="Microsoft YaHei" w:eastAsia="Microsoft YaHei"/>
-          <w:sz w:val="22"/>
         </w:rPr>
         <w:t>22正态分布中,()相应的正态分布曲线的形状越扁平</w:t>
       </w:r>
@@ -1189,7 +1061,6 @@
       <w:r>
         <w:rPr>
           <w:rFonts w:ascii="Microsoft YaHei" w:hAnsi="Microsoft YaHei" w:eastAsia="Microsoft YaHei"/>
-          <w:sz w:val="22"/>
         </w:rPr>
         <w:t>A、μ越大</w:t>
       </w:r>
@@ -1198,7 +1069,6 @@
       <w:r>
         <w:rPr>
           <w:rFonts w:ascii="Microsoft YaHei" w:hAnsi="Microsoft YaHei" w:eastAsia="Microsoft YaHei"/>
-          <w:sz w:val="22"/>
         </w:rPr>
         <w:t>B、μ越小</w:t>
       </w:r>
@@ -1207,7 +1077,6 @@
       <w:r>
         <w:rPr>
           <w:rFonts w:ascii="Microsoft YaHei" w:hAnsi="Microsoft YaHei" w:eastAsia="Microsoft YaHei"/>
-          <w:sz w:val="22"/>
         </w:rPr>
         <w:t>C、σ越大</w:t>
       </w:r>
@@ -1216,7 +1085,6 @@
       <w:r>
         <w:rPr>
           <w:rFonts w:ascii="Microsoft YaHei" w:hAnsi="Microsoft YaHei" w:eastAsia="Microsoft YaHei"/>
-          <w:sz w:val="22"/>
         </w:rPr>
         <w:t>D、σ;越小</w:t>
       </w:r>
@@ -1225,7 +1093,6 @@
       <w:r>
         <w:rPr>
           <w:rFonts w:ascii="Microsoft YaHei" w:hAnsi="Microsoft YaHei" w:eastAsia="Microsoft YaHei"/>
-          <w:sz w:val="22"/>
         </w:rPr>
         <w:t>E、以上都不对</w:t>
       </w:r>
@@ -1235,7 +1102,6 @@
       <w:r>
         <w:rPr>
           <w:rFonts w:ascii="Microsoft YaHei" w:hAnsi="Microsoft YaHei" w:eastAsia="Microsoft YaHei"/>
-          <w:sz w:val="22"/>
         </w:rPr>
         <w:t>23标准正态分布曲线下，横轴上，从-1.96到均数的面积占总面积的百分比为</w:t>
       </w:r>
@@ -1244,7 +1110,6 @@
       <w:r>
         <w:rPr>
           <w:rFonts w:ascii="Microsoft YaHei" w:hAnsi="Microsoft YaHei" w:eastAsia="Microsoft YaHei"/>
-          <w:sz w:val="22"/>
         </w:rPr>
         <w:t>A、95%</w:t>
       </w:r>
@@ -1253,7 +1118,6 @@
       <w:r>
         <w:rPr>
           <w:rFonts w:ascii="Microsoft YaHei" w:hAnsi="Microsoft YaHei" w:eastAsia="Microsoft YaHei"/>
-          <w:sz w:val="22"/>
         </w:rPr>
         <w:t>B、97.5%</w:t>
       </w:r>
@@ -1262,7 +1126,6 @@
       <w:r>
         <w:rPr>
           <w:rFonts w:ascii="Microsoft YaHei" w:hAnsi="Microsoft YaHei" w:eastAsia="Microsoft YaHei"/>
-          <w:sz w:val="22"/>
         </w:rPr>
         <w:t>C、95.0%</w:t>
       </w:r>
@@ -1271,7 +1134,6 @@
       <w:r>
         <w:rPr>
           <w:rFonts w:ascii="Microsoft YaHei" w:hAnsi="Microsoft YaHei" w:eastAsia="Microsoft YaHei"/>
-          <w:sz w:val="22"/>
         </w:rPr>
         <w:t>D、47.5%</w:t>
       </w:r>
@@ -1280,7 +1142,6 @@
       <w:r>
         <w:rPr>
           <w:rFonts w:ascii="Microsoft YaHei" w:hAnsi="Microsoft YaHei" w:eastAsia="Microsoft YaHei"/>
-          <w:sz w:val="22"/>
         </w:rPr>
         <w:t>E、45%</w:t>
       </w:r>
@@ -1290,7 +1151,6 @@
       <w:r>
         <w:rPr>
           <w:rFonts w:ascii="Microsoft YaHei" w:hAnsi="Microsoft YaHei" w:eastAsia="Microsoft YaHei"/>
-          <w:sz w:val="22"/>
         </w:rPr>
         <w:t>24标准正态分布曲线下,横轴上从-2.58到1.96 间的面积占总面积的百分比为</w:t>
       </w:r>
@@ -1299,7 +1159,6 @@
       <w:r>
         <w:rPr>
           <w:rFonts w:ascii="Microsoft YaHei" w:hAnsi="Microsoft YaHei" w:eastAsia="Microsoft YaHei"/>
-          <w:sz w:val="22"/>
         </w:rPr>
         <w:t>A、5%</w:t>
       </w:r>
@@ -1308,7 +1167,6 @@
       <w:r>
         <w:rPr>
           <w:rFonts w:ascii="Microsoft YaHei" w:hAnsi="Microsoft YaHei" w:eastAsia="Microsoft YaHei"/>
-          <w:sz w:val="22"/>
         </w:rPr>
         <w:t>B、90%</w:t>
       </w:r>
@@ -1317,7 +1175,6 @@
       <w:r>
         <w:rPr>
           <w:rFonts w:ascii="Microsoft YaHei" w:hAnsi="Microsoft YaHei" w:eastAsia="Microsoft YaHei"/>
-          <w:sz w:val="22"/>
         </w:rPr>
         <w:t>C、95%</w:t>
       </w:r>
@@ -1326,7 +1183,6 @@
       <w:r>
         <w:rPr>
           <w:rFonts w:ascii="Microsoft YaHei" w:hAnsi="Microsoft YaHei" w:eastAsia="Microsoft YaHei"/>
-          <w:sz w:val="22"/>
         </w:rPr>
         <w:t>D、97%</w:t>
       </w:r>
@@ -1335,7 +1191,6 @@
       <w:r>
         <w:rPr>
           <w:rFonts w:ascii="Microsoft YaHei" w:hAnsi="Microsoft YaHei" w:eastAsia="Microsoft YaHei"/>
-          <w:sz w:val="22"/>
         </w:rPr>
         <w:t>E、99%</w:t>
       </w:r>
@@ -1345,7 +1200,6 @@
       <w:r>
         <w:rPr>
           <w:rFonts w:ascii="Microsoft YaHei" w:hAnsi="Microsoft YaHei" w:eastAsia="Microsoft YaHei"/>
-          <w:sz w:val="22"/>
         </w:rPr>
         <w:t>25标准正态分布曲线下-1.96到1.96之间的面积占总面积的百分比为</w:t>
       </w:r>
@@ -1354,7 +1208,6 @@
       <w:r>
         <w:rPr>
           <w:rFonts w:ascii="Microsoft YaHei" w:hAnsi="Microsoft YaHei" w:eastAsia="Microsoft YaHei"/>
-          <w:sz w:val="22"/>
         </w:rPr>
         <w:t>A、90%</w:t>
       </w:r>
@@ -1363,7 +1216,6 @@
       <w:r>
         <w:rPr>
           <w:rFonts w:ascii="Microsoft YaHei" w:hAnsi="Microsoft YaHei" w:eastAsia="Microsoft YaHei"/>
-          <w:sz w:val="22"/>
         </w:rPr>
         <w:t>B、92%</w:t>
       </w:r>
@@ -1372,7 +1224,6 @@
       <w:r>
         <w:rPr>
           <w:rFonts w:ascii="Microsoft YaHei" w:hAnsi="Microsoft YaHei" w:eastAsia="Microsoft YaHei"/>
-          <w:sz w:val="22"/>
         </w:rPr>
         <w:t>C、95%</w:t>
       </w:r>
@@ -1381,7 +1232,6 @@
       <w:r>
         <w:rPr>
           <w:rFonts w:ascii="Microsoft YaHei" w:hAnsi="Microsoft YaHei" w:eastAsia="Microsoft YaHei"/>
-          <w:sz w:val="22"/>
         </w:rPr>
         <w:t>D、97%</w:t>
       </w:r>
@@ -1390,7 +1240,6 @@
       <w:r>
         <w:rPr>
           <w:rFonts w:ascii="Microsoft YaHei" w:hAnsi="Microsoft YaHei" w:eastAsia="Microsoft YaHei"/>
-          <w:sz w:val="22"/>
         </w:rPr>
         <w:t>E、99%</w:t>
       </w:r>
@@ -1400,7 +1249,6 @@
       <w:r>
         <w:rPr>
           <w:rFonts w:ascii="Microsoft YaHei" w:hAnsi="Microsoft YaHei" w:eastAsia="Microsoft YaHei"/>
-          <w:sz w:val="22"/>
         </w:rPr>
         <w:t>26确定参考值范围时应考虑</w:t>
       </w:r>
@@ -1409,7 +1257,6 @@
       <w:r>
         <w:rPr>
           <w:rFonts w:ascii="Microsoft YaHei" w:hAnsi="Microsoft YaHei" w:eastAsia="Microsoft YaHei"/>
-          <w:sz w:val="22"/>
         </w:rPr>
         <w:t>A、70%的范围</w:t>
       </w:r>
@@ -1418,7 +1265,6 @@
       <w:r>
         <w:rPr>
           <w:rFonts w:ascii="Microsoft YaHei" w:hAnsi="Microsoft YaHei" w:eastAsia="Microsoft YaHei"/>
-          <w:sz w:val="22"/>
         </w:rPr>
         <w:t>B、80%的范围</w:t>
       </w:r>
@@ -1427,7 +1273,6 @@
       <w:r>
         <w:rPr>
           <w:rFonts w:ascii="Microsoft YaHei" w:hAnsi="Microsoft YaHei" w:eastAsia="Microsoft YaHei"/>
-          <w:sz w:val="22"/>
         </w:rPr>
         <w:t>C、90%的范围</w:t>
       </w:r>
@@ -1436,7 +1281,6 @@
       <w:r>
         <w:rPr>
           <w:rFonts w:ascii="Microsoft YaHei" w:hAnsi="Microsoft YaHei" w:eastAsia="Microsoft YaHei"/>
-          <w:sz w:val="22"/>
         </w:rPr>
         <w:t>D、99%的范围</w:t>
       </w:r>
@@ -1445,7 +1289,6 @@
       <w:r>
         <w:rPr>
           <w:rFonts w:ascii="Microsoft YaHei" w:hAnsi="Microsoft YaHei" w:eastAsia="Microsoft YaHei"/>
-          <w:sz w:val="22"/>
         </w:rPr>
         <w:t>E、根据专业知识和研究目的来确定多大的范围</w:t>
       </w:r>
@@ -1455,7 +1298,6 @@
       <w:r>
         <w:rPr>
           <w:rFonts w:ascii="Microsoft YaHei" w:hAnsi="Microsoft YaHei" w:eastAsia="Microsoft YaHei"/>
-          <w:sz w:val="22"/>
         </w:rPr>
         <w:t>27确定某项指标的参考值范围时,调查对象应该是</w:t>
       </w:r>
@@ -1464,7 +1306,6 @@
       <w:r>
         <w:rPr>
           <w:rFonts w:ascii="Microsoft YaHei" w:hAnsi="Microsoft YaHei" w:eastAsia="Microsoft YaHei"/>
-          <w:sz w:val="22"/>
         </w:rPr>
         <w:t>A、从未患过病的人</w:t>
       </w:r>
@@ -1473,7 +1314,6 @@
       <w:r>
         <w:rPr>
           <w:rFonts w:ascii="Microsoft YaHei" w:hAnsi="Microsoft YaHei" w:eastAsia="Microsoft YaHei"/>
-          <w:sz w:val="22"/>
         </w:rPr>
         <w:t>B、某病的患者</w:t>
       </w:r>
@@ -1482,7 +1322,6 @@
       <w:r>
         <w:rPr>
           <w:rFonts w:ascii="Microsoft YaHei" w:hAnsi="Microsoft YaHei" w:eastAsia="Microsoft YaHei"/>
-          <w:sz w:val="22"/>
         </w:rPr>
         <w:t>C、完全健康的人</w:t>
       </w:r>
@@ -1491,7 +1330,6 @@
       <w:r>
         <w:rPr>
           <w:rFonts w:ascii="Microsoft YaHei" w:hAnsi="Microsoft YaHei" w:eastAsia="Microsoft YaHei"/>
-          <w:sz w:val="22"/>
         </w:rPr>
         <w:t>D、排除患有影响被研究指标的疾病的人</w:t>
       </w:r>
@@ -1500,7 +1338,6 @@
       <w:r>
         <w:rPr>
           <w:rFonts w:ascii="Microsoft YaHei" w:hAnsi="Microsoft YaHei" w:eastAsia="Microsoft YaHei"/>
-          <w:sz w:val="22"/>
         </w:rPr>
         <w:t>E、以上答案都不对</w:t>
       </w:r>
@@ -1510,7 +1347,6 @@
       <w:r>
         <w:rPr>
           <w:rFonts w:ascii="Microsoft YaHei" w:hAnsi="Microsoft YaHei" w:eastAsia="Microsoft YaHei"/>
-          <w:sz w:val="22"/>
         </w:rPr>
         <w:t>28参考值范围应</w:t>
       </w:r>
@@ -1519,7 +1355,6 @@
       <w:r>
         <w:rPr>
           <w:rFonts w:ascii="Microsoft YaHei" w:hAnsi="Microsoft YaHei" w:eastAsia="Microsoft YaHei"/>
-          <w:sz w:val="22"/>
         </w:rPr>
         <w:t>A、取双测界限</w:t>
       </w:r>
@@ -1528,7 +1363,6 @@
       <w:r>
         <w:rPr>
           <w:rFonts w:ascii="Microsoft YaHei" w:hAnsi="Microsoft YaHei" w:eastAsia="Microsoft YaHei"/>
-          <w:sz w:val="22"/>
         </w:rPr>
         <w:t>B、单测界限</w:t>
       </w:r>
@@ -1537,7 +1371,6 @@
       <w:r>
         <w:rPr>
           <w:rFonts w:ascii="Microsoft YaHei" w:hAnsi="Microsoft YaHei" w:eastAsia="Microsoft YaHei"/>
-          <w:sz w:val="22"/>
         </w:rPr>
         <w:t>C、同时计算单、双测界限</w:t>
       </w:r>
@@ -1546,7 +1379,6 @@
       <w:r>
         <w:rPr>
           <w:rFonts w:ascii="Microsoft YaHei" w:hAnsi="Microsoft YaHei" w:eastAsia="Microsoft YaHei"/>
-          <w:sz w:val="22"/>
         </w:rPr>
         <w:t>D、根据专业知识取单侧或双测界限</w:t>
       </w:r>
@@ -1555,7 +1387,6 @@
       <w:r>
         <w:rPr>
           <w:rFonts w:ascii="Microsoft YaHei" w:hAnsi="Microsoft YaHei" w:eastAsia="Microsoft YaHei"/>
-          <w:sz w:val="22"/>
         </w:rPr>
         <w:t>E、单双侧界限都可以</w:t>
       </w:r>
@@ -1565,7 +1396,6 @@
       <w:r>
         <w:rPr>
           <w:rFonts w:ascii="Microsoft YaHei" w:hAnsi="Microsoft YaHei" w:eastAsia="Microsoft YaHei"/>
-          <w:sz w:val="22"/>
         </w:rPr>
         <w:t>29要评价某市一名5岁男孩的身高是否偏高或偏矮,其方法是</w:t>
       </w:r>
@@ -1574,7 +1404,6 @@
       <w:r>
         <w:rPr>
           <w:rFonts w:ascii="Microsoft YaHei" w:hAnsi="Microsoft YaHei" w:eastAsia="Microsoft YaHei"/>
-          <w:sz w:val="22"/>
         </w:rPr>
         <w:t>A、和该市5岁男孩的平均身高比较来评价</w:t>
       </w:r>
@@ -1583,7 +1412,6 @@
       <w:r>
         <w:rPr>
           <w:rFonts w:ascii="Microsoft YaHei" w:hAnsi="Microsoft YaHei" w:eastAsia="Microsoft YaHei"/>
-          <w:sz w:val="22"/>
         </w:rPr>
         <w:t>B、作身高差别的显著性检验来评价</w:t>
       </w:r>
@@ -1592,7 +1420,6 @@
       <w:r>
         <w:rPr>
           <w:rFonts w:ascii="Microsoft YaHei" w:hAnsi="Microsoft YaHei" w:eastAsia="Microsoft YaHei"/>
-          <w:sz w:val="22"/>
         </w:rPr>
         <w:t>C、用该市5岁男孩身高的95%或99%参考值范围来评价</w:t>
       </w:r>
@@ -1601,7 +1428,6 @@
       <w:r>
         <w:rPr>
           <w:rFonts w:ascii="Microsoft YaHei" w:hAnsi="Microsoft YaHei" w:eastAsia="Microsoft YaHei"/>
-          <w:sz w:val="22"/>
         </w:rPr>
         <w:t>D、不能作评价</w:t>
       </w:r>
@@ -1610,7 +1436,6 @@
       <w:r>
         <w:rPr>
           <w:rFonts w:ascii="Microsoft YaHei" w:hAnsi="Microsoft YaHei" w:eastAsia="Microsoft YaHei"/>
-          <w:sz w:val="22"/>
         </w:rPr>
         <w:t>E、以上答案均不对</w:t>
       </w:r>
@@ -1620,7 +1445,6 @@
       <w:r>
         <w:rPr>
           <w:rFonts w:ascii="Microsoft YaHei" w:hAnsi="Microsoft YaHei" w:eastAsia="Microsoft YaHei"/>
-          <w:sz w:val="22"/>
         </w:rPr>
         <w:t>30算术均数与中位数相比</w:t>
       </w:r>
@@ -1629,7 +1453,6 @@
       <w:r>
         <w:rPr>
           <w:rFonts w:ascii="Microsoft YaHei" w:hAnsi="Microsoft YaHei" w:eastAsia="Microsoft YaHei"/>
-          <w:sz w:val="22"/>
         </w:rPr>
         <w:t>A、抽样误差更大</w:t>
       </w:r>
@@ -1638,7 +1461,6 @@
       <w:r>
         <w:rPr>
           <w:rFonts w:ascii="Microsoft YaHei" w:hAnsi="Microsoft YaHei" w:eastAsia="Microsoft YaHei"/>
-          <w:sz w:val="22"/>
         </w:rPr>
         <w:t>B、不易受极端值的影响</w:t>
       </w:r>
@@ -1647,7 +1469,6 @@
       <w:r>
         <w:rPr>
           <w:rFonts w:ascii="Microsoft YaHei" w:hAnsi="Microsoft YaHei" w:eastAsia="Microsoft YaHei"/>
-          <w:sz w:val="22"/>
         </w:rPr>
         <w:t>C、更充分利用数据信息</w:t>
       </w:r>
@@ -1656,7 +1477,6 @@
       <w:r>
         <w:rPr>
           <w:rFonts w:ascii="Microsoft YaHei" w:hAnsi="Microsoft YaHei" w:eastAsia="Microsoft YaHei"/>
-          <w:sz w:val="22"/>
         </w:rPr>
         <w:t>D、更适用于偏态分布资料</w:t>
       </w:r>
@@ -1665,7 +1485,6 @@
       <w:r>
         <w:rPr>
           <w:rFonts w:ascii="Microsoft YaHei" w:hAnsi="Microsoft YaHei" w:eastAsia="Microsoft YaHei"/>
-          <w:sz w:val="22"/>
         </w:rPr>
         <w:t>E、更适用于有不确定数值的资料</w:t>
       </w:r>
@@ -2045,7 +1864,7 @@
     <w:rsid w:val="00FC693F"/>
     <w:rPr>
       <w:rFonts w:ascii="Microsoft YaHei" w:hAnsi="Microsoft YaHei" w:eastAsia="Microsoft YaHei"/>
-      <w:sz w:val="22"/>
+      <w:sz w:val="21"/>
     </w:rPr>
   </w:style>
   <w:style w:type="paragraph" w:styleId="Header">
